--- a/The Dolphins' View of History/chapters/01 - No Hands, No Cities - Why the Dolphins Only Watched.docx
+++ b/The Dolphins' View of History/chapters/01 - No Hands, No Cities - Why the Dolphins Only Watched.docx
@@ -18,7 +18,7 @@
           <w:sz w:val="36"/>
           <w:szCs w:val="36"/>
         </w:rPr>
-        <w:t xml:space="preserve">Chapter 1: No Hands, No Cities — Why the Dolphins Only Watched</w:t>
+        <w:t xml:space="preserve">The Last Fifty Million Years: No Hands, No Cities — Why the Dolphins Only Watched</w:t>
       </w:r>
     </w:p>
     <w:p>

--- a/The Dolphins' View of History/chapters/01 - No Hands, No Cities - Why the Dolphins Only Watched.docx
+++ b/The Dolphins' View of History/chapters/01 - No Hands, No Cities - Why the Dolphins Only Watched.docx
@@ -58,7 +58,7 @@
         <w:spacing w:after="200"/>
       </w:pPr>
       <w:r>
-        <w:t xml:space="preserve">They hunt in coordinated teams and teach their young skills that vary by region — a genuine culture, not just instinct. In Shark Bay, Australia, a line of mothers has taught daughters for generations to break a marine sponge free and wear it over the nose while foraging on the sharp seafloor.</w:t>
+        <w:t xml:space="preserve">They hunt in coordinated teams and teach their young skills that vary by region — a genuine culture, not just instinct. In Shark Bay, Western Australia, a line of mothers has taught daughters for generations to break a marine sponge free and wear it over the nose while foraging on the sharp seafloor.</w:t>
       </w:r>
     </w:p>
     <w:p>
@@ -182,7 +182,7 @@
         <w:spacing w:after="200"/>
       </w:pPr>
       <w:r>
-        <w:t xml:space="preserve">None of which stops dolphins from doing, with some regularity, the opposite as well: helping humans lost or in danger at sea, guiding disoriented swimmers back toward shore, and, in a number of well-documented modern cases, circling threatened swimmers closely enough to drive off an approaching shark. Ancient Greek sailors told the same story about the same species nearly three thousand years ago — Arion, saved from drowning after pirates threw him overboard, was rescued by a dolphin often enough in the retelling that the image ended up stamped on Greek coins.</w:t>
+        <w:t xml:space="preserve">None of which stops dolphins from doing, now and then, the opposite as well: helping humans lost or in danger at sea, guiding disoriented swimmers toward shore, and, in a handful of widely reported modern cases, circling swimmers closely enough to keep an approaching shark away. These are the swimmers' accounts, not controlled experiments, and dolphin scholarship reports them as such. Greek writers told the same kind of story more than twenty-five centuries ago: Herodotus has the singer Arion thrown overboard by pirates and carried to shore on a dolphin's back, and the image of a rider on a dolphin ended up stamped on Greek coins.</w:t>
       </w:r>
     </w:p>
     <w:p>
@@ -202,7 +202,15 @@
         <w:spacing w:after="200"/>
       </w:pPr>
       <w:r>
-        <w:t xml:space="preserve">This is the thesis the rest of the book keeps testing, chapter after chapter, on the one species that did get the hands: a big brain guarantees cleverness. It does not guarantee wisdom. The two arrived on separate schedules, and the schedule for wisdom has been, and remains, the less reliable of the two.</w:t>
+        <w:t xml:space="preserve">Here is the thesis the rest of the book keeps testing on the one species that did get the hands. A hand turns an idea into an object, and an object outlives the person who had the idea. The next generation does not start from nothing. It picks up the tool, improves it, and passes it on. Anthropologists call this cumulative culture and compare it to a ratchet: it turns one way and rarely slips back. A dolphin calf inherits its mother's skills. A human child inherits a civilization's tools. Capability, in this species, compounds.</w:t>
+      </w:r>
+    </w:p>
+    <w:p>
+      <w:pPr>
+        <w:spacing w:after="200"/>
+      </w:pPr>
+      <w:r>
+        <w:t xml:space="preserve">Wisdom does not compound the same way. It cannot be stored in a tool or inherited with one. Each generation has to learn it again, mostly from its own mistakes and sometimes from its parents' graves. A big brain guarantees cleverness. It does not guarantee wisdom. The two arrive on separate schedules, and the rest of this book is the record of how far apart those schedules drifted.</w:t>
       </w:r>
     </w:p>
     <w:p>

--- a/The Dolphins' View of History/chapters/01 - No Hands, No Cities - Why the Dolphins Only Watched.docx
+++ b/The Dolphins' View of History/chapters/01 - No Hands, No Cities - Why the Dolphins Only Watched.docx
@@ -210,7 +210,7 @@
         <w:spacing w:after="200"/>
       </w:pPr>
       <w:r>
-        <w:t xml:space="preserve">Wisdom does not compound the same way. It cannot be stored in a tool or inherited with one. Each generation has to learn it again, mostly from its own mistakes and sometimes from its parents' graves. A big brain guarantees cleverness. It does not guarantee wisdom. The two arrive on separate schedules, and the rest of this book is the record of how far apart those schedules drifted.</w:t>
+        <w:t xml:space="preserve">Wisdom does not compound the same way. It cannot be stored in a tool or inherited with one. Each generation has to learn it again, mostly from its own mistakes and sometimes from its parents' graves. A big brain guarantees cleverness. It does not guarantee wisdom. The two arrive on separate schedules, and the chapters that follow trace how far apart those schedules drifted.</w:t>
       </w:r>
     </w:p>
     <w:p>

--- a/The Dolphins' View of History/chapters/01 - No Hands, No Cities - Why the Dolphins Only Watched.docx
+++ b/The Dolphins' View of History/chapters/01 - No Hands, No Cities - Why the Dolphins Only Watched.docx
@@ -9,6 +9,7 @@
         <w:jc w:val="center"/>
         <w:outlineLvl w:val="0"/>
       </w:pPr>
+      <w:bookmarkStart w:name="_Chapter002" w:id="1"/>
       <w:r>
         <w:rPr>
           <w:rFonts w:ascii="Amazon Ember" w:cs="Amazon Ember" w:eastAsia="Amazon Ember" w:hAnsi="Amazon Ember"/>
@@ -20,13 +21,14 @@
         </w:rPr>
         <w:t xml:space="preserve">The Last Fifty Million Years: No Hands, No Cities — Why the Dolphins Only Watched</w:t>
       </w:r>
-    </w:p>
-    <w:p>
-      <w:pPr>
-        <w:spacing w:after="200"/>
-      </w:pPr>
-      <w:r>
-        <w:t xml:space="preserve">By any fair measure, dolphins are not history's dim supporting cast.</w:t>
+      <w:bookmarkEnd w:id="1"/>
+    </w:p>
+    <w:p>
+      <w:pPr>
+        <w:spacing w:after="200"/>
+      </w:pPr>
+      <w:r>
+        <w:t xml:space="preserve">By any fair measure, dolphins are not history’s dim supporting cast.</w:t>
       </w:r>
     </w:p>
     <w:p>
@@ -86,15 +88,15 @@
         <w:spacing w:after="200"/>
       </w:pPr>
       <w:r>
-        <w:t xml:space="preserve">A dolphin's forelimb is a flipper: five digits, fused and flattened under a smooth skin, built for steering, not gripping. Nothing in it can close around a stone and swing it.</w:t>
-      </w:r>
-    </w:p>
-    <w:p>
-      <w:pPr>
-        <w:spacing w:after="200"/>
-      </w:pPr>
-      <w:r>
-        <w:t xml:space="preserve">A dolphin cannot start a fire, and even if one somehow could, there is nowhere on a dolphin's body, or in its world, to keep dry tinder or a bed of coals. Water conducts heat away roughly twenty-five times faster than air. The ocean does not merely fail to help; it actively puts fires out.</w:t>
+        <w:t xml:space="preserve">A dolphin’s forelimb is a flipper: five digits, fused and flattened under a smooth skin, built for steering, not gripping. Nothing in it can close around a stone and swing it.</w:t>
+      </w:r>
+    </w:p>
+    <w:p>
+      <w:pPr>
+        <w:spacing w:after="200"/>
+      </w:pPr>
+      <w:r>
+        <w:t xml:space="preserve">A dolphin cannot start a fire, and even if one somehow could, there is nowhere on a dolphin’s body, or in its world, to keep dry tinder or a bed of coals. Water conducts heat away roughly twenty-five times faster than air. The ocean does not merely fail to help; it actively puts fires out.</w:t>
       </w:r>
     </w:p>
     <w:p>
@@ -110,7 +112,7 @@
         <w:spacing w:after="200"/>
       </w:pPr>
       <w:r>
-        <w:t xml:space="preserve">A dolphin cannot write anything down. Its whistles and clicks are as expressive, in their own medium, as human speech — but nothing in a dolphin's body can press a mark into clay or lift a pen. Nothing a dolphin learns outlives the dolphins who learned it, except by being demonstrated all over again to the next generation.</w:t>
+        <w:t xml:space="preserve">A dolphin cannot write anything down. Its whistles and clicks are as expressive, in their own medium, as human speech — but nothing in a dolphin’s body can press a mark into clay or lift a pen. Nothing a dolphin learns outlives the dolphins who learned it, except by being demonstrated all over again to the next generation.</w:t>
       </w:r>
     </w:p>
     <w:p>
@@ -126,7 +128,7 @@
         <w:spacing w:after="200"/>
       </w:pPr>
       <w:r>
-        <w:t xml:space="preserve">Put a human brain in a dolphin's body and the result is still a very clever animal that will never build a wheel. Put a dolphin's instincts in a human body — hands, dry land, controllable fire — and, this book will argue, most of what follows in it becomes at least explicable, if not forgivable.</w:t>
+        <w:t xml:space="preserve">Put a human brain in a dolphin’s body and the result is still a very clever animal that will never build a wheel. Put a dolphin’s instincts in a human body — hands, dry land, controllable fire — and, this book will argue, most of what follows in it becomes at least explicable, if not forgivable.</w:t>
       </w:r>
     </w:p>
     <w:p>
@@ -182,7 +184,7 @@
         <w:spacing w:after="200"/>
       </w:pPr>
       <w:r>
-        <w:t xml:space="preserve">None of which stops dolphins from doing, now and then, the opposite as well: helping humans lost or in danger at sea, guiding disoriented swimmers toward shore, and, in a handful of widely reported modern cases, circling swimmers closely enough to keep an approaching shark away. These are the swimmers' accounts, not controlled experiments, and dolphin scholarship reports them as such. Greek writers told the same kind of story more than twenty-five centuries ago: Herodotus has the singer Arion thrown overboard by pirates and carried to shore on a dolphin's back, and the image of a rider on a dolphin ended up stamped on Greek coins.</w:t>
+        <w:t xml:space="preserve">None of which stops dolphins from doing, now and then, the opposite as well: helping humans lost or in danger at sea, guiding disoriented swimmers toward shore, and, in a handful of widely reported modern cases, circling swimmers closely enough to keep an approaching shark away. These are the swimmers’ accounts, not controlled experiments, and dolphin scholarship reports them as such. Greek writers told the same kind of story more than twenty-five centuries ago: Herodotus has the singer Arion thrown overboard by pirates and carried to shore on a dolphin’s back, and the image of a rider on a dolphin ended up stamped on Greek coins.</w:t>
       </w:r>
     </w:p>
     <w:p>
@@ -202,15 +204,15 @@
         <w:spacing w:after="200"/>
       </w:pPr>
       <w:r>
-        <w:t xml:space="preserve">Here is the thesis the rest of the book keeps testing on the one species that did get the hands. A hand turns an idea into an object, and an object outlives the person who had the idea. The next generation does not start from nothing. It picks up the tool, improves it, and passes it on. Anthropologists call this cumulative culture and compare it to a ratchet: it turns one way and rarely slips back. A dolphin calf inherits its mother's skills. A human child inherits a civilization's tools. Capability, in this species, compounds.</w:t>
-      </w:r>
-    </w:p>
-    <w:p>
-      <w:pPr>
-        <w:spacing w:after="200"/>
-      </w:pPr>
-      <w:r>
-        <w:t xml:space="preserve">Wisdom does not compound the same way. It cannot be stored in a tool or inherited with one. Each generation has to learn it again, mostly from its own mistakes and sometimes from its parents' graves. A big brain guarantees cleverness. It does not guarantee wisdom. The two arrive on separate schedules, and the chapters that follow trace how far apart those schedules drifted.</w:t>
+        <w:t xml:space="preserve">Here is the thesis the rest of the book keeps testing on the one species that did get the hands. A hand turns an idea into an object, and an object outlives the person who had the idea. The next generation does not start from nothing. It picks up the tool, improves it, and passes it on. Anthropologists call this cumulative culture and compare it to a ratchet: it turns one way and rarely slips back. A dolphin calf inherits its mother’s skills. A human child inherits a civilization’s tools. Capability, in this species, compounds.</w:t>
+      </w:r>
+    </w:p>
+    <w:p>
+      <w:pPr>
+        <w:spacing w:after="200"/>
+      </w:pPr>
+      <w:r>
+        <w:t xml:space="preserve">Wisdom does not compound the same way. It cannot be stored in a tool or inherited with one. Each generation has to learn it again, mostly from its own mistakes and sometimes from its parents’ graves. A big brain guarantees cleverness. It does not guarantee wisdom. The two arrive on separate schedules, and the chapters that follow trace how far apart those schedules drifted.</w:t>
       </w:r>
     </w:p>
     <w:p>
@@ -226,7 +228,7 @@
         <w:spacing w:after="200"/>
       </w:pPr>
       <w:r>
-        <w:t xml:space="preserve">They got, instead, the rest of this book's worth of time to watch the species that could.</w:t>
+        <w:t xml:space="preserve">They got, instead, the rest of this book’s worth of time to watch the species that could.</w:t>
       </w:r>
     </w:p>
     <w:p>
@@ -270,7 +272,7 @@
           <w:i/>
           <w:iCs/>
         </w:rPr>
-        <w:t xml:space="preserve">Readers expecting the dolphins of a certain British science fiction series — secretly the most intelligent species on the planet, quietly aware of Earth's approaching demolition, departing by spacecraft with a dry farewell about fish — will be disappointed, or possibly relieved. These are ordinary Earth dolphins, arrived at the ordinary way, with no advance warning of anything and no spacecraft on order. What follows is biology's account, not science fiction's.</w:t>
+        <w:t xml:space="preserve">Readers expecting the dolphins of a certain British science fiction series — secretly the most intelligent species on the planet, quietly aware of Earth’s approaching demolition, departing by spacecraft with a dry farewell about fish — will be disappointed, or possibly relieved. These are ordinary Earth dolphins, arrived at the ordinary way, with no advance warning of anything and no spacecraft on order. What follows is biology’s account, not science fiction’s.</w:t>
       </w:r>
     </w:p>
     <w:p>

--- a/The Dolphins' View of History/chapters/01 - No Hands, No Cities - Why the Dolphins Only Watched.docx
+++ b/The Dolphins' View of History/chapters/01 - No Hands, No Cities - Why the Dolphins Only Watched.docx
@@ -164,7 +164,7 @@
         <w:spacing w:after="200"/>
       </w:pPr>
       <w:r>
-        <w:t xml:space="preserve">Dolphin scholarship concedes this record is not perfectly clean. Humans did eventually find one direct use for a dolphin: capturing them for aquariums and marine parks, where they perform, on cue and on a schedule, much the same leaps and tricks dolphins already perform constantly in the wild, for free, entirely on their own initiative, for no audience but each other and the occasional extra fish.</w:t>
+        <w:t xml:space="preserve">The record is not perfectly clean. Humans did eventually find one direct use for a dolphin: capturing them for aquariums and marine parks, where they perform, on cue and on a schedule, much the same leaps and tricks dolphins already perform constantly in the wild, for free, entirely on their own initiative, for no audience but each other and the occasional extra fish.</w:t>
       </w:r>
     </w:p>
     <w:p>
@@ -184,7 +184,7 @@
         <w:spacing w:after="200"/>
       </w:pPr>
       <w:r>
-        <w:t xml:space="preserve">None of which stops dolphins from doing, now and then, the opposite as well: helping humans lost or in danger at sea, guiding disoriented swimmers toward shore, and, in a handful of widely reported modern cases, circling swimmers closely enough to keep an approaching shark away. These are the swimmers’ accounts, not controlled experiments, and dolphin scholarship reports them as such. Greek writers told the same kind of story more than twenty-five centuries ago: Herodotus has the singer Arion thrown overboard by pirates and carried to shore on a dolphin’s back, and the image of a rider on a dolphin ended up stamped on Greek coins.</w:t>
+        <w:t xml:space="preserve">None of which stops dolphins from doing, now and then, the opposite as well: helping humans lost or in danger at sea, guiding disoriented swimmers toward shore, and, in a handful of widely reported modern cases, circling swimmers closely enough to keep an approaching shark away. These are the swimmers’ accounts, not controlled experiments, and are reported here as such. Greek writers told the same kind of story more than twenty-five centuries ago: Herodotus has the singer Arion thrown overboard by pirates and carried to shore on a dolphin’s back, and the image of a rider on a dolphin ended up stamped on Greek coins.</w:t>
       </w:r>
     </w:p>
     <w:p>

--- a/The Dolphins' View of History/chapters/01 - No Hands, No Cities - Why the Dolphins Only Watched.docx
+++ b/The Dolphins' View of History/chapters/01 - No Hands, No Cities - Why the Dolphins Only Watched.docx
@@ -5,6 +5,7 @@
     <w:p>
       <w:pPr>
         <w:pStyle w:val="Heading1"/>
+        <w:pageBreakBefore/>
         <w:spacing w:after="300"/>
         <w:jc w:val="center"/>
         <w:outlineLvl w:val="0"/>
@@ -15,9 +16,9 @@
           <w:rFonts w:ascii="Amazon Ember" w:cs="Amazon Ember" w:eastAsia="Amazon Ember" w:hAnsi="Amazon Ember"/>
           <w:b/>
           <w:bCs/>
-          <w:color w:val="0000FF"/>
-          <w:sz w:val="36"/>
-          <w:szCs w:val="36"/>
+          <w:color w:val="1F4E79"/>
+          <w:sz w:val="32"/>
+          <w:szCs w:val="32"/>
         </w:rPr>
         <w:t xml:space="preserve">The Last Fifty Million Years: No Hands, No Cities — Why the Dolphins Only Watched</w:t>
       </w:r>
@@ -288,7 +289,7 @@
       </w:r>
     </w:p>
     <w:sectPr>
-      <w:pgSz w:w="12240" w:h="15840" w:orient="portrait"/>
+      <w:pgSz w:w="8640" w:h="12960" w:orient="portrait"/>
       <w:pgMar w:top="1440" w:right="1440" w:bottom="1440" w:left="1440" w:header="708" w:footer="708" w:gutter="0"/>
       <w:pgNumType/>
       <w:docGrid w:linePitch="360"/>

--- a/The Dolphins' View of History/chapters/01 - No Hands, No Cities - Why the Dolphins Only Watched.docx
+++ b/The Dolphins' View of History/chapters/01 - No Hands, No Cities - Why the Dolphins Only Watched.docx
@@ -254,38 +254,6 @@
           <w:iCs/>
         </w:rPr>
         <w:t xml:space="preserve">Intelligence without a hand to hold anything stays a private matter — an animal can be as clever as it likes and still leave no mark on the world beyond its own lifetime. Humans got the hand. Everything from the first chipped stone to the last chapter of this book is the record of what a clever species does once cleverness stops being private.</w:t>
-      </w:r>
-    </w:p>
-    <w:p>
-      <w:pPr>
-        <w:spacing w:after="200"/>
-      </w:pPr>
-      <w:r>
-        <w:t xml:space="preserve">A short note before the book goes any further, one dolphin scholarship insists on adding itself.</w:t>
-      </w:r>
-    </w:p>
-    <w:p>
-      <w:pPr>
-        <w:spacing w:after="200"/>
-      </w:pPr>
-      <w:r>
-        <w:rPr>
-          <w:i/>
-          <w:iCs/>
-        </w:rPr>
-        <w:t xml:space="preserve">Readers expecting the dolphins of a certain British science fiction series — secretly the most intelligent species on the planet, quietly aware of Earth’s approaching demolition, departing by spacecraft with a dry farewell about fish — will be disappointed, or possibly relieved. These are ordinary Earth dolphins, arrived at the ordinary way, with no advance warning of anything and no spacecraft on order. What follows is biology’s account, not science fiction’s.</w:t>
-      </w:r>
-    </w:p>
-    <w:p>
-      <w:pPr>
-        <w:spacing w:after="200"/>
-      </w:pPr>
-      <w:r>
-        <w:rPr>
-          <w:i/>
-          <w:iCs/>
-        </w:rPr>
-        <w:t xml:space="preserve">That said, dolphin scholarship sees no reason to let a good line go to waste on a technicality. So: thanks for all the fish.</w:t>
       </w:r>
     </w:p>
     <w:sectPr>

--- a/The Dolphins' View of History/chapters/01 - No Hands, No Cities - Why the Dolphins Only Watched.docx
+++ b/The Dolphins' View of History/chapters/01 - No Hands, No Cities - Why the Dolphins Only Watched.docx
@@ -198,6 +198,14 @@
           <w:iCs/>
         </w:rPr>
         <w:t xml:space="preserve">Dolphin historians decline to fully explain this pattern of goodwill toward a species that also, on occasion, keeps us in tanks, beyond noting that consistency was never a precondition for decency.</w:t>
+      </w:r>
+    </w:p>
+    <w:p>
+      <w:pPr>
+        <w:spacing w:after="200"/>
+      </w:pPr>
+      <w:r>
+        <w:t xml:space="preserve">Dolphin scholarship insists on the rest of the file, too, since this book has promised nowhere to flatter anyone. Wild bottlenose dolphins have been documented killing calves, their own species’ young, in numbers too consistent across too many separate populations, Scotland, the western Atlantic, Spain’s Galician coast, to be isolated accidents; researchers studying the pattern link it to the same reproductive competition that drives infanticide in several other mammals. Adult males also form multi-level alliances specifically to corner and control females’ movements during mating season, a behavior marine biologists call herding rather than its plainer English name. None of this undoes the rescue stories already on this chapter’s own record. It only means the dolphins asking to be believed about their own decency have, on the record, exactly the same mixed file every other species in this book gets.</w:t>
       </w:r>
     </w:p>
     <w:p>
